--- a/hin/docx/029.content.docx
+++ b/hin/docx/029.content.docx
@@ -264,18 +264,12 @@
         </w:rPr>
         <w:t xml:space="preserve">जब नए नियम में लोग "वचन", "परमेश्वर का वचन" या "प्रभु का वचन" की बात करते हैं, तो वे आमतौर पर उस </w:t>
       </w:r>
-      <w:hyperlink r:id="rId13">
-        <w:r>
-          <w:rPr>
-            <w:lang w:val="hi_IN" w:bidi="hi_IN"/>
-          </w:rPr>
-          <w:rPr>
-            <w:color w:val="0000EE"/>
-            <w:u w:val="single"/>
-          </w:rPr>
-          <w:t>शुभ संदेश</w:t>
-        </w:r>
-      </w:hyperlink>
+      <w:r>
+        <w:rPr>
+          <w:lang w:val="hi_IN" w:bidi="hi_IN"/>
+        </w:rPr>
+        <w:t>शुभ संदेश</w:t>
+      </w:r>
       <w:r>
         <w:rPr>
           <w:lang w:val="hi_IN" w:bidi="hi_IN"/>
@@ -296,18 +290,12 @@
         </w:rPr>
         <w:t xml:space="preserve">लोग </w:t>
       </w:r>
-      <w:hyperlink r:id="rId14">
-        <w:r>
-          <w:rPr>
-            <w:lang w:val="hi_IN" w:bidi="hi_IN"/>
-          </w:rPr>
-          <w:rPr>
-            <w:color w:val="0000EE"/>
-            <w:u w:val="single"/>
-          </w:rPr>
-          <w:t>पवित्रशास्त्र</w:t>
-        </w:r>
-      </w:hyperlink>
+      <w:r>
+        <w:rPr>
+          <w:lang w:val="hi_IN" w:bidi="hi_IN"/>
+        </w:rPr>
+        <w:t>पवित्रशास्त्र</w:t>
+      </w:r>
       <w:r>
         <w:rPr>
           <w:lang w:val="hi_IN" w:bidi="hi_IN"/>
@@ -362,18 +350,12 @@
         </w:rPr>
         <w:t xml:space="preserve">एक </w:t>
       </w:r>
-      <w:hyperlink r:id="rId15">
-        <w:r>
-          <w:rPr>
-            <w:lang w:val="hi_IN" w:bidi="hi_IN"/>
-          </w:rPr>
-          <w:rPr>
-            <w:color w:val="0000EE"/>
-            <w:u w:val="single"/>
-          </w:rPr>
-          <w:t>बाहरी वस्त्र</w:t>
-        </w:r>
-      </w:hyperlink>
+      <w:r>
+        <w:rPr>
+          <w:lang w:val="hi_IN" w:bidi="hi_IN"/>
+        </w:rPr>
+        <w:t>बाहरी वस्त्र</w:t>
+      </w:r>
       <w:r>
         <w:rPr>
           <w:lang w:val="hi_IN" w:bidi="hi_IN"/>
@@ -468,18 +450,12 @@
         </w:rPr>
         <w:t xml:space="preserve">जब लोग वाचा बाँधते हैं, तो वे </w:t>
       </w:r>
-      <w:hyperlink r:id="rId16">
-        <w:r>
-          <w:rPr>
-            <w:lang w:val="hi_IN" w:bidi="hi_IN"/>
-          </w:rPr>
-          <w:rPr>
-            <w:color w:val="0000EE"/>
-            <w:u w:val="single"/>
-          </w:rPr>
-          <w:t>शपथ</w:t>
-        </w:r>
-      </w:hyperlink>
+      <w:r>
+        <w:rPr>
+          <w:lang w:val="hi_IN" w:bidi="hi_IN"/>
+        </w:rPr>
+        <w:t>शपथ</w:t>
+      </w:r>
       <w:r>
         <w:rPr>
           <w:lang w:val="hi_IN" w:bidi="hi_IN"/>
@@ -513,36 +489,24 @@
         </w:rPr>
         <w:t xml:space="preserve"> रखना चाहते हैं। इस रिश्ते में, दोनों पक्ष बराबर थे। वे चुन सकते थे कि वे आपस में वाचा बाँधे या नहीं, और वे एक साथ सहमत हो सकते थे कि वे एक दूसरे से क्या वादा करना चाहते हैं। पुराने नियम में, </w:t>
       </w:r>
-      <w:hyperlink r:id="rId17">
-        <w:r>
-          <w:rPr>
-            <w:lang w:val="hi_IN" w:bidi="hi_IN"/>
-          </w:rPr>
-          <w:rPr>
-            <w:color w:val="0000EE"/>
-            <w:u w:val="single"/>
-          </w:rPr>
-          <w:t>इस्राएल</w:t>
-        </w:r>
-      </w:hyperlink>
+      <w:r>
+        <w:rPr>
+          <w:lang w:val="hi_IN" w:bidi="hi_IN"/>
+        </w:rPr>
+        <w:t>इस्राएल</w:t>
+      </w:r>
       <w:r>
         <w:rPr>
           <w:lang w:val="hi_IN" w:bidi="hi_IN"/>
         </w:rPr>
         <w:t xml:space="preserve"> के लोग कभी-कभी दूसरे </w:t>
       </w:r>
-      <w:hyperlink r:id="rId18">
-        <w:r>
-          <w:rPr>
-            <w:lang w:val="hi_IN" w:bidi="hi_IN"/>
-          </w:rPr>
-          <w:rPr>
-            <w:color w:val="0000EE"/>
-            <w:u w:val="single"/>
-          </w:rPr>
-          <w:t>राष्ट्र</w:t>
-        </w:r>
-      </w:hyperlink>
+      <w:r>
+        <w:rPr>
+          <w:lang w:val="hi_IN" w:bidi="hi_IN"/>
+        </w:rPr>
+        <w:t>राष्ट्र</w:t>
+      </w:r>
       <w:r>
         <w:rPr>
           <w:lang w:val="hi_IN" w:bidi="hi_IN"/>
@@ -563,36 +527,24 @@
         </w:rPr>
         <w:t xml:space="preserve">एक </w:t>
       </w:r>
-      <w:hyperlink r:id="rId19">
-        <w:r>
-          <w:rPr>
-            <w:lang w:val="hi_IN" w:bidi="hi_IN"/>
-          </w:rPr>
-          <w:rPr>
-            <w:color w:val="0000EE"/>
-            <w:u w:val="single"/>
-          </w:rPr>
-          <w:t>राजा</w:t>
-        </w:r>
-      </w:hyperlink>
+      <w:r>
+        <w:rPr>
+          <w:lang w:val="hi_IN" w:bidi="hi_IN"/>
+        </w:rPr>
+        <w:t>राजा</w:t>
+      </w:r>
       <w:r>
         <w:rPr>
           <w:lang w:val="hi_IN" w:bidi="hi_IN"/>
         </w:rPr>
         <w:t xml:space="preserve"> या शासक उस दूसरे शासक या </w:t>
       </w:r>
-      <w:hyperlink r:id="rId20">
-        <w:r>
-          <w:rPr>
-            <w:lang w:val="hi_IN" w:bidi="hi_IN"/>
-          </w:rPr>
-          <w:rPr>
-            <w:color w:val="0000EE"/>
-            <w:u w:val="single"/>
-          </w:rPr>
-          <w:t>राज्य</w:t>
-        </w:r>
-      </w:hyperlink>
+      <w:r>
+        <w:rPr>
+          <w:lang w:val="hi_IN" w:bidi="hi_IN"/>
+        </w:rPr>
+        <w:t>राज्य</w:t>
+      </w:r>
       <w:r>
         <w:rPr>
           <w:lang w:val="hi_IN" w:bidi="hi_IN"/>
@@ -641,18 +593,13 @@
         </w:rPr>
         <w:t xml:space="preserve">परमेश्वर ने </w:t>
       </w:r>
-      <w:hyperlink r:id="rId21">
-        <w:r>
-          <w:rPr>
-            <w:lang w:val="hi_IN" w:bidi="hi_IN"/>
-          </w:rPr>
-          <w:rPr>
-            <w:color w:val="0000EE"/>
-            <w:u w:val="single"/>
-          </w:rPr>
-          <w:t>अब्राहम</w:t>
-        </w:r>
-      </w:hyperlink>
+      <w:r>
+        <w:rPr>
+          <w:b/>
+          <w:lang w:val="hi_IN" w:bidi="hi_IN"/>
+        </w:rPr>
+        <w:t>अब्राहम</w:t>
+      </w:r>
       <w:r>
         <w:rPr>
           <w:lang w:val="hi_IN" w:bidi="hi_IN"/>
@@ -685,18 +632,13 @@
         </w:rPr>
         <w:t xml:space="preserve"> करवाना आवश्यक था। खतना वह परंपरा है जिसमें पुरुष के लिंग के सिरे पर ढीली त्वचा को काट दिया जाता है। पुराने नियम की भाषा </w:t>
       </w:r>
-      <w:hyperlink r:id="rId22">
-        <w:r>
-          <w:rPr>
-            <w:lang w:val="hi_IN" w:bidi="hi_IN"/>
-          </w:rPr>
-          <w:rPr>
-            <w:color w:val="0000EE"/>
-            <w:u w:val="single"/>
-          </w:rPr>
-          <w:t>इब्रानी</w:t>
-        </w:r>
-      </w:hyperlink>
+      <w:r>
+        <w:rPr>
+          <w:b/>
+          <w:lang w:val="hi_IN" w:bidi="hi_IN"/>
+        </w:rPr>
+        <w:t>इब्रानी</w:t>
+      </w:r>
       <w:r>
         <w:rPr>
           <w:lang w:val="hi_IN" w:bidi="hi_IN"/>
@@ -743,18 +685,12 @@
         </w:rPr>
         <w:t xml:space="preserve"> के साथ इस वाचा की कई बार पुष्टि की। उदाहरण के लिए, यह सीनै पर्वत पर हुआ था जब मूसा ने इस्राएलियों को मिस्र की गुलामी से बाहर निकाला था। अब्राहम के वंशजों का एक बड़ा समूह बन गया था, जैसा परमेश्वर ने वादा किया था। लेकिन अभी तक उनके पास अपनी भूमि नहीं थी। सीनै पर्वत पर, परमेश्वर ने इस्राएलियों को अपनी आज्ञाएँ दीं, जो कि उसकी विधियाँ थीं। इस्राएलियों को इन आज्ञाओं का पालन करना आवश्यक था। यही वाचा के समझौते में उनका हिस्सा था। परमेश्वर ने इस्राएलियों से वादा किया था कि यदि वे उसकी मानेंगे और वाचा का अपना हिस्सा निभाएँगे, तो वे परमेश्वर के विशेष लोग होंगे। परमेश्वर उन्हें </w:t>
       </w:r>
-      <w:hyperlink r:id="rId23">
-        <w:r>
-          <w:rPr>
-            <w:lang w:val="hi_IN" w:bidi="hi_IN"/>
-          </w:rPr>
-          <w:rPr>
-            <w:color w:val="0000EE"/>
-            <w:u w:val="single"/>
-          </w:rPr>
-          <w:t>आशीष</w:t>
-        </w:r>
-      </w:hyperlink>
+      <w:r>
+        <w:rPr>
+          <w:lang w:val="hi_IN" w:bidi="hi_IN"/>
+        </w:rPr>
+        <w:t>आशीष</w:t>
+      </w:r>
       <w:r>
         <w:rPr>
           <w:lang w:val="hi_IN" w:bidi="hi_IN"/>
@@ -775,18 +711,13 @@
         </w:rPr>
         <w:t xml:space="preserve">इस्राएलियों ने परमेश्वर की वाचा को निभाने और पूरी तरह से उसकी आज्ञा मानने का वादा किया था। इस वादे की पुष्टि करने के लिए, उन्होंने एक रीती की। मूसा ने कई जानवरों को बलिदान किया और उन जानवरों का कुछ खून </w:t>
       </w:r>
-      <w:hyperlink r:id="rId24">
-        <w:r>
-          <w:rPr>
-            <w:lang w:val="hi_IN" w:bidi="hi_IN"/>
-          </w:rPr>
-          <w:rPr>
-            <w:color w:val="0000EE"/>
-            <w:u w:val="single"/>
-          </w:rPr>
-          <w:t>वेदी</w:t>
-        </w:r>
-      </w:hyperlink>
+      <w:r>
+        <w:rPr>
+          <w:b/>
+          <w:lang w:val="hi_IN" w:bidi="hi_IN"/>
+        </w:rPr>
+        <w:t>वेदी</w:t>
+      </w:r>
       <w:r>
         <w:rPr>
           <w:lang w:val="hi_IN" w:bidi="hi_IN"/>
@@ -795,7 +726,6 @@
       </w:r>
       <w:r>
         <w:rPr>
-          <w:b/>
           <w:lang w:val="hi_IN" w:bidi="hi_IN"/>
         </w:rPr>
         <w:t>बलि</w:t>
@@ -849,7 +779,6 @@
       </w:r>
       <w:r>
         <w:rPr>
-          <w:b/>
           <w:lang w:val="hi_IN" w:bidi="hi_IN"/>
         </w:rPr>
         <w:t>पापी</w:t>
@@ -972,18 +901,13 @@
         </w:rPr>
         <w:t xml:space="preserve">परमेश्वर ने </w:t>
       </w:r>
-      <w:hyperlink r:id="rId21">
-        <w:r>
-          <w:rPr>
-            <w:lang w:val="hi_IN" w:bidi="hi_IN"/>
-          </w:rPr>
-          <w:rPr>
-            <w:color w:val="0000EE"/>
-            <w:u w:val="single"/>
-          </w:rPr>
-          <w:t>अब्राहम</w:t>
-        </w:r>
-      </w:hyperlink>
+      <w:r>
+        <w:rPr>
+          <w:b/>
+          <w:lang w:val="hi_IN" w:bidi="hi_IN"/>
+        </w:rPr>
+        <w:t>अब्राहम</w:t>
+      </w:r>
       <w:r>
         <w:rPr>
           <w:lang w:val="hi_IN" w:bidi="hi_IN"/>
@@ -1003,18 +927,13 @@
         </w:rPr>
         <w:t xml:space="preserve"> को </w:t>
       </w:r>
-      <w:hyperlink r:id="rId23">
-        <w:r>
-          <w:rPr>
-            <w:lang w:val="hi_IN" w:bidi="hi_IN"/>
-          </w:rPr>
-          <w:rPr>
-            <w:color w:val="0000EE"/>
-            <w:u w:val="single"/>
-          </w:rPr>
-          <w:t>आशीष</w:t>
-        </w:r>
-      </w:hyperlink>
+      <w:r>
+        <w:rPr>
+          <w:b/>
+          <w:lang w:val="hi_IN" w:bidi="hi_IN"/>
+        </w:rPr>
+        <w:t>आशीष</w:t>
+      </w:r>
       <w:r>
         <w:rPr>
           <w:lang w:val="hi_IN" w:bidi="hi_IN"/>
@@ -1075,36 +994,26 @@
         </w:rPr>
         <w:t xml:space="preserve">नए नियम में यह भी कहा गया है कि यीशु सभी चीजों का वारिस है। यीशु </w:t>
       </w:r>
-      <w:hyperlink r:id="rId25">
-        <w:r>
-          <w:rPr>
-            <w:lang w:val="hi_IN" w:bidi="hi_IN"/>
-          </w:rPr>
-          <w:rPr>
-            <w:color w:val="0000EE"/>
-            <w:u w:val="single"/>
-          </w:rPr>
-          <w:t>परमेश्वर का पुत्र</w:t>
-        </w:r>
-      </w:hyperlink>
+      <w:r>
+        <w:rPr>
+          <w:b/>
+          <w:lang w:val="hi_IN" w:bidi="hi_IN"/>
+        </w:rPr>
+        <w:t>परमेश्वर का पुत्र</w:t>
+      </w:r>
       <w:r>
         <w:rPr>
           <w:lang w:val="hi_IN" w:bidi="hi_IN"/>
         </w:rPr>
         <w:t xml:space="preserve"> है। अब हम यह तो जानते हैं कि परमेश्वर पिता, कभी नहीं मरेगा, तो इसका मतलब यह नहीं है कि यीशु को ये चीज़ें परमेश्वर की मृत्यु के बाद विरासत में मिलेंगी। जब बाइबल कहती है कि यीशु वारिस है, तो इसका मतलब यह है कि न्यायपूर्वक सब कुछ यीशु का ही है। सारा संसार यीशु का है, और </w:t>
       </w:r>
-      <w:hyperlink r:id="rId26">
-        <w:r>
-          <w:rPr>
-            <w:lang w:val="hi_IN" w:bidi="hi_IN"/>
-          </w:rPr>
-          <w:rPr>
-            <w:color w:val="0000EE"/>
-            <w:u w:val="single"/>
-          </w:rPr>
-          <w:t>परमेश्वर का राज्य</w:t>
-        </w:r>
-      </w:hyperlink>
+      <w:r>
+        <w:rPr>
+          <w:b/>
+          <w:lang w:val="hi_IN" w:bidi="hi_IN"/>
+        </w:rPr>
+        <w:t>परमेश्वर का राज्य</w:t>
+      </w:r>
       <w:r>
         <w:rPr>
           <w:lang w:val="hi_IN" w:bidi="hi_IN"/>
@@ -1138,18 +1047,13 @@
         </w:rPr>
         <w:t xml:space="preserve"> करने वाले लोगों को यीशु का "सह-वारिस" भी कहता है। यीशु अपनी विरासत उन सभी लोगों के साथ बाँट रहा है जो उस पर </w:t>
       </w:r>
-      <w:hyperlink r:id="rId27">
-        <w:r>
-          <w:rPr>
-            <w:lang w:val="hi_IN" w:bidi="hi_IN"/>
-          </w:rPr>
-          <w:rPr>
-            <w:color w:val="0000EE"/>
-            <w:u w:val="single"/>
-          </w:rPr>
-          <w:t>उद्धारकर्ता</w:t>
-        </w:r>
-      </w:hyperlink>
+      <w:r>
+        <w:rPr>
+          <w:b/>
+          <w:lang w:val="hi_IN" w:bidi="hi_IN"/>
+        </w:rPr>
+        <w:t>उद्धारकर्ता</w:t>
+      </w:r>
       <w:r>
         <w:rPr>
           <w:lang w:val="hi_IN" w:bidi="hi_IN"/>
@@ -1200,7 +1104,6 @@
       </w:r>
       <w:r>
         <w:rPr>
-          <w:b/>
           <w:lang w:val="hi_IN" w:bidi="hi_IN"/>
         </w:rPr>
         <w:t>मानना</w:t>
@@ -1246,18 +1149,13 @@
           <w:lang w:val="hi_IN" w:bidi="hi_IN"/>
         </w:rPr>
       </w:r>
-      <w:hyperlink r:id="rId21">
-        <w:r>
-          <w:rPr>
-            <w:lang w:val="hi_IN" w:bidi="hi_IN"/>
-          </w:rPr>
-          <w:rPr>
-            <w:color w:val="0000EE"/>
-            <w:u w:val="single"/>
-          </w:rPr>
-          <w:t>अब्राहम</w:t>
-        </w:r>
-      </w:hyperlink>
+      <w:r>
+        <w:rPr>
+          <w:b/>
+          <w:lang w:val="hi_IN" w:bidi="hi_IN"/>
+        </w:rPr>
+        <w:t>अब्राहम</w:t>
+      </w:r>
       <w:r>
         <w:rPr>
           <w:lang w:val="hi_IN" w:bidi="hi_IN"/>
@@ -1305,18 +1203,12 @@
         </w:rPr>
         <w:t xml:space="preserve">जब आप यीशु पर विश्वास करते हैं, तो आप मानते हैं कि यीशु सचमुच </w:t>
       </w:r>
-      <w:hyperlink r:id="rId25">
-        <w:r>
-          <w:rPr>
-            <w:lang w:val="hi_IN" w:bidi="hi_IN"/>
-          </w:rPr>
-          <w:rPr>
-            <w:color w:val="0000EE"/>
-            <w:u w:val="single"/>
-          </w:rPr>
-          <w:t>परमेश्वर का पुत्र</w:t>
-        </w:r>
-      </w:hyperlink>
+      <w:r>
+        <w:rPr>
+          <w:lang w:val="hi_IN" w:bidi="hi_IN"/>
+        </w:rPr>
+        <w:t>परमेश्वर का पुत्र</w:t>
+      </w:r>
       <w:r>
         <w:rPr>
           <w:lang w:val="hi_IN" w:bidi="hi_IN"/>
@@ -1325,7 +1217,6 @@
       </w:r>
       <w:r>
         <w:rPr>
-          <w:b/>
           <w:lang w:val="hi_IN" w:bidi="hi_IN"/>
         </w:rPr>
         <w:t>पापों</w:t>
@@ -1338,7 +1229,6 @@
       </w:r>
       <w:r>
         <w:rPr>
-          <w:b/>
           <w:lang w:val="hi_IN" w:bidi="hi_IN"/>
         </w:rPr>
         <w:t>क्षमा</w:t>
